--- a/月息抗寂.docx
+++ b/月息抗寂.docx
@@ -3812,7 +3812,29 @@
       <w:pPr>
         <w:jc w:val="center"/>
         <w:rPr>
-          <w:rFonts w:ascii="Noto Serif KR ExtraLight" w:eastAsia="Noto Serif KR ExtraLight" w:hAnsi="Noto Serif KR ExtraLight" w:cs="바탕"/>
+          <w:rFonts w:ascii="나눔명조 옛한글" w:eastAsia="나눔명조 옛한글" w:hAnsi="나눔명조 옛한글"/>
+          <w:i/>
+          <w:iCs/>
+          <w:sz w:val="6"/>
+          <w:szCs w:val="6"/>
+        </w:rPr>
+      </w:pPr>
+      <w:r>
+        <w:rPr>
+          <w:rFonts w:ascii="나눔명조 옛한글" w:eastAsia="나눔명조 옛한글" w:hAnsi="나눔명조 옛한글" w:hint="eastAsia"/>
+          <w:i/>
+          <w:iCs/>
+          <w:sz w:val="6"/>
+          <w:szCs w:val="6"/>
+        </w:rPr>
+        <w:t xml:space="preserve"> </w:t>
+      </w:r>
+    </w:p>
+    <w:p>
+      <w:pPr>
+        <w:jc w:val="center"/>
+        <w:rPr>
+          <w:rFonts w:ascii="나눔명조 ExtraBold" w:eastAsia="나눔명조 ExtraBold" w:hAnsi="나눔명조 ExtraBold" w:cs="바탕" w:hint="eastAsia"/>
           <w:i/>
           <w:iCs/>
           <w:sz w:val="28"/>
@@ -3831,7 +3853,7 @@
       </w:r>
       <w:r>
         <w:rPr>
-          <w:rFonts w:ascii="나눔명조 ExtraBold" w:eastAsia="나눔명조 ExtraBold" w:hAnsi="나눔명조 ExtraBold" w:hint="eastAsia"/>
+          <w:rFonts w:ascii="나눔명조 옛한글" w:eastAsia="나눔명조 옛한글" w:hAnsi="나눔명조 옛한글" w:hint="eastAsia"/>
           <w:i/>
           <w:iCs/>
           <w:sz w:val="28"/>
@@ -3841,33 +3863,33 @@
       </w:r>
       <w:r>
         <w:rPr>
-          <w:rFonts w:ascii="나눔명조 ExtraBold" w:eastAsia="나눔명조 ExtraBold" w:hAnsi="나눔명조 ExtraBold"/>
+          <w:rFonts w:ascii="나눔명조 옛한글" w:eastAsia="나눔명조 옛한글" w:hAnsi="나눔명조 옛한글"/>
           <w:i/>
           <w:iCs/>
           <w:sz w:val="28"/>
           <w:szCs w:val="28"/>
         </w:rPr>
-        <w:t xml:space="preserve"> 것</w:t>
-      </w:r>
-      <w:r>
-        <w:rPr>
-          <w:rFonts w:ascii="나눔명조 옛한글" w:eastAsia="나눔명조 옛한글" w:hAnsi="나눔명조 옛한글"/>
+        <w:t xml:space="preserve"> 것은</w:t>
+      </w:r>
+      <w:r>
+        <w:rPr>
+          <w:rFonts w:ascii="나눔명조 옛한글" w:eastAsia="나눔명조 옛한글" w:hAnsi="나눔명조 옛한글" w:hint="eastAsia"/>
           <w:i/>
           <w:iCs/>
           <w:sz w:val="28"/>
           <w:szCs w:val="28"/>
         </w:rPr>
-        <w:t xml:space="preserve">은 </w:t>
-      </w:r>
-      <w:r>
-        <w:rPr>
-          <w:rFonts w:ascii="나눔명조 옛한글" w:eastAsia="나눔명조 옛한글" w:hAnsi="나눔명조 옛한글"/>
+        <w:t xml:space="preserve"> </w:t>
+      </w:r>
+      <w:r>
+        <w:rPr>
+          <w:rFonts w:ascii="나눔명조 ExtraBold" w:eastAsia="나눔명조 ExtraBold" w:hAnsi="나눔명조 ExtraBold" w:hint="eastAsia"/>
           <w:i/>
           <w:iCs/>
           <w:sz w:val="28"/>
           <w:szCs w:val="28"/>
         </w:rPr>
-        <w:br/>
+        <w:t>침묵이다.</w:t>
       </w:r>
       <w:r>
         <w:rPr>
@@ -3877,87 +3899,40 @@
           <w:sz w:val="28"/>
           <w:szCs w:val="28"/>
         </w:rPr>
-        <w:t>정적</w:t>
-      </w:r>
-      <w:r>
-        <w:rPr>
-          <w:rFonts w:ascii="본명조 KR" w:eastAsia="본명조 KR" w:hAnsi="본명조 KR" w:cs="함초롬바탕" w:hint="eastAsia"/>
-          <w:b/>
-          <w:bCs/>
-          <w:i/>
-          <w:iCs/>
-          <w:sz w:val="28"/>
-          <w:szCs w:val="28"/>
-        </w:rPr>
-        <w:t>(</w:t>
-      </w:r>
-      <w:r>
-        <w:rPr>
-          <w:rFonts w:ascii="본명조 KR" w:eastAsia="본명조 KR" w:hAnsi="본명조 KR" w:cs="바탕" w:hint="eastAsia"/>
-          <w:b/>
-          <w:bCs/>
-          <w:i/>
-          <w:iCs/>
-          <w:sz w:val="28"/>
-          <w:szCs w:val="28"/>
-        </w:rPr>
-        <w:t>靜寂</w:t>
-      </w:r>
-      <w:r>
-        <w:rPr>
-          <w:rFonts w:ascii="본명조 KR" w:eastAsia="본명조 KR" w:hAnsi="본명조 KR" w:cs="함초롬바탕" w:hint="eastAsia"/>
-          <w:b/>
-          <w:bCs/>
-          <w:i/>
-          <w:iCs/>
-          <w:sz w:val="28"/>
-          <w:szCs w:val="28"/>
-        </w:rPr>
-        <w:t>)</w:t>
-      </w:r>
-      <w:r>
-        <w:rPr>
-          <w:rFonts w:ascii="Noto Serif KR ExtraLight" w:eastAsia="Noto Serif KR ExtraLight" w:hAnsi="Noto Serif KR ExtraLight"/>
-          <w:i/>
-          <w:iCs/>
-          <w:sz w:val="14"/>
-          <w:szCs w:val="14"/>
-        </w:rPr>
-        <w:t xml:space="preserve"> </w:t>
-      </w:r>
-      <w:r>
-        <w:rPr>
-          <w:rFonts w:ascii="나눔명조 옛한글" w:eastAsia="나눔명조 옛한글" w:hAnsi="나눔명조 옛한글"/>
-          <w:i/>
-          <w:iCs/>
-          <w:sz w:val="28"/>
-          <w:szCs w:val="28"/>
-        </w:rPr>
-        <w:t>뿐이구나.”</w:t>
-      </w:r>
-    </w:p>
-    <w:p>
-      <w:pPr>
-        <w:rPr>
-          <w:rFonts w:ascii="나눔명조 옛한글" w:eastAsia="나눔명조 옛한글" w:hAnsi="나눔명조 옛한글"/>
-          <w:sz w:val="20"/>
-          <w:szCs w:val="20"/>
-        </w:rPr>
-      </w:pPr>
-    </w:p>
-    <w:p>
-      <w:pPr>
-        <w:rPr>
-          <w:rFonts w:ascii="나눔명조 옛한글" w:eastAsia="나눔명조 옛한글" w:hAnsi="나눔명조 옛한글"/>
-          <w:sz w:val="20"/>
-          <w:szCs w:val="20"/>
-        </w:rPr>
-      </w:pPr>
-    </w:p>
-    <w:p>
-      <w:pPr>
-        <w:rPr>
-          <w:rFonts w:ascii="나눔명조 옛한글" w:eastAsia="나눔명조 옛한글" w:hAnsi="나눔명조 옛한글"/>
+        <w:t>”</w:t>
+      </w:r>
+    </w:p>
+    <w:p>
+      <w:pPr>
+        <w:rPr>
+          <w:rFonts w:ascii="나눔명조 옛한글" w:eastAsia="나눔명조 옛한글" w:hAnsi="나눔명조 옛한글"/>
+          <w:sz w:val="20"/>
+          <w:szCs w:val="20"/>
+        </w:rPr>
+      </w:pPr>
+    </w:p>
+    <w:p>
+      <w:pPr>
+        <w:rPr>
+          <w:rFonts w:ascii="나눔명조 옛한글" w:eastAsia="나눔명조 옛한글" w:hAnsi="나눔명조 옛한글"/>
+          <w:sz w:val="20"/>
+          <w:szCs w:val="20"/>
+        </w:rPr>
+      </w:pPr>
+    </w:p>
+    <w:p>
+      <w:pPr>
+        <w:rPr>
+          <w:rFonts w:ascii="나눔명조 옛한글" w:eastAsia="나눔명조 옛한글" w:hAnsi="나눔명조 옛한글"/>
+          <w:sz w:val="20"/>
+          <w:szCs w:val="20"/>
+        </w:rPr>
+      </w:pPr>
+    </w:p>
+    <w:p>
+      <w:pPr>
+        <w:rPr>
+          <w:rFonts w:ascii="나눔명조 옛한글" w:eastAsia="나눔명조 옛한글" w:hAnsi="나눔명조 옛한글" w:hint="eastAsia"/>
           <w:sz w:val="20"/>
           <w:szCs w:val="20"/>
         </w:rPr>
@@ -4333,6 +4308,17 @@
         </w:rPr>
         <w:t>The Rest is Silence.</w:t>
       </w:r>
+    </w:p>
+    <w:p>
+      <w:pPr>
+        <w:rPr>
+          <w:rFonts w:ascii="나눔명조 옛한글" w:eastAsia="나눔명조 옛한글" w:hAnsi="나눔명조 옛한글"/>
+          <w:b/>
+          <w:bCs/>
+          <w:sz w:val="20"/>
+          <w:szCs w:val="20"/>
+        </w:rPr>
+      </w:pPr>
     </w:p>
     <w:p>
       <w:pPr>

--- a/月息抗寂.docx
+++ b/月息抗寂.docx
@@ -3788,23 +3788,24 @@
         <w:lastRenderedPageBreak/>
         <w:tab/>
       </w:r>
+      <w:bookmarkStart w:id="1" w:name="_Hlk218813630"/>
       <w:bookmarkEnd w:id="0"/>
     </w:p>
     <w:p>
       <w:pPr>
         <w:jc w:val="center"/>
-        <w:rPr>
-          <w:rFonts w:ascii="Noto Serif KR Black" w:eastAsia="Noto Serif KR Black" w:hAnsi="Noto Serif KR Black"/>
-          <w:sz w:val="240"/>
-          <w:szCs w:val="240"/>
-        </w:rPr>
-      </w:pPr>
-      <w:r>
         <w:rPr>
           <w:rFonts w:ascii="Noto Serif KR Black" w:eastAsia="Noto Serif KR Black" w:hAnsi="Noto Serif KR Black" w:hint="eastAsia"/>
           <w:sz w:val="240"/>
           <w:szCs w:val="240"/>
         </w:rPr>
+      </w:pPr>
+      <w:r>
+        <w:rPr>
+          <w:rFonts w:ascii="Noto Serif KR Black" w:eastAsia="Noto Serif KR Black" w:hAnsi="Noto Serif KR Black" w:hint="eastAsia"/>
+          <w:sz w:val="240"/>
+          <w:szCs w:val="240"/>
+        </w:rPr>
         <w:t>寂</w:t>
       </w:r>
     </w:p>
@@ -3812,29 +3813,7 @@
       <w:pPr>
         <w:jc w:val="center"/>
         <w:rPr>
-          <w:rFonts w:ascii="나눔명조 옛한글" w:eastAsia="나눔명조 옛한글" w:hAnsi="나눔명조 옛한글"/>
-          <w:i/>
-          <w:iCs/>
-          <w:sz w:val="6"/>
-          <w:szCs w:val="6"/>
-        </w:rPr>
-      </w:pPr>
-      <w:r>
-        <w:rPr>
-          <w:rFonts w:ascii="나눔명조 옛한글" w:eastAsia="나눔명조 옛한글" w:hAnsi="나눔명조 옛한글" w:hint="eastAsia"/>
-          <w:i/>
-          <w:iCs/>
-          <w:sz w:val="6"/>
-          <w:szCs w:val="6"/>
-        </w:rPr>
-        <w:t xml:space="preserve"> </w:t>
-      </w:r>
-    </w:p>
-    <w:p>
-      <w:pPr>
-        <w:jc w:val="center"/>
-        <w:rPr>
-          <w:rFonts w:ascii="나눔명조 ExtraBold" w:eastAsia="나눔명조 ExtraBold" w:hAnsi="나눔명조 ExtraBold" w:cs="바탕" w:hint="eastAsia"/>
+          <w:rFonts w:ascii="나눔명조 ExtraBold" w:eastAsia="나눔명조 ExtraBold" w:hAnsi="나눔명조 ExtraBold" w:cs="바탕"/>
           <w:i/>
           <w:iCs/>
           <w:sz w:val="28"/>
@@ -3932,12 +3911,13 @@
     <w:p>
       <w:pPr>
         <w:rPr>
-          <w:rFonts w:ascii="나눔명조 옛한글" w:eastAsia="나눔명조 옛한글" w:hAnsi="나눔명조 옛한글" w:hint="eastAsia"/>
-          <w:sz w:val="20"/>
-          <w:szCs w:val="20"/>
-        </w:rPr>
-      </w:pPr>
-    </w:p>
+          <w:rFonts w:ascii="나눔명조 옛한글" w:eastAsia="나눔명조 옛한글" w:hAnsi="나눔명조 옛한글"/>
+          <w:sz w:val="20"/>
+          <w:szCs w:val="20"/>
+        </w:rPr>
+      </w:pPr>
+    </w:p>
+    <w:bookmarkEnd w:id="1"/>
     <w:p>
       <w:pPr>
         <w:rPr>

--- a/月息抗寂.docx
+++ b/月息抗寂.docx
@@ -343,7 +343,7 @@
       <w:proofErr w:type="spellStart"/>
       <w:r>
         <w:rPr>
-          <w:rFonts w:ascii="나눔명조 옛한글" w:eastAsia="나눔명조 옛한글" w:hAnsi="나눔명조 옛한글"/>
+          <w:rFonts w:ascii="나눔명조 ExtraBold" w:eastAsia="나눔명조 ExtraBold" w:hAnsi="나눔명조 ExtraBold"/>
           <w:i/>
           <w:iCs/>
           <w:szCs w:val="22"/>
@@ -353,13 +353,22 @@
       <w:proofErr w:type="spellEnd"/>
       <w:r>
         <w:rPr>
-          <w:rFonts w:ascii="나눔명조 옛한글" w:eastAsia="나눔명조 옛한글" w:hAnsi="나눔명조 옛한글"/>
+          <w:rFonts w:ascii="나눔명조 ExtraBold" w:eastAsia="나눔명조 ExtraBold" w:hAnsi="나눔명조 ExtraBold"/>
           <w:i/>
           <w:iCs/>
           <w:szCs w:val="22"/>
         </w:rPr>
         <w:br/>
-        <w:t>마음먹는다면 그는 더 행복해질까?</w:t>
+        <w:t xml:space="preserve">마음먹는다면 </w:t>
+      </w:r>
+      <w:r>
+        <w:rPr>
+          <w:rFonts w:ascii="나눔명조 옛한글" w:eastAsia="나눔명조 옛한글" w:hAnsi="나눔명조 옛한글"/>
+          <w:i/>
+          <w:iCs/>
+          <w:szCs w:val="22"/>
+        </w:rPr>
+        <w:t>그는 더 행복해질까?</w:t>
       </w:r>
       <w:r>
         <w:rPr>
@@ -3795,7 +3804,7 @@
       <w:pPr>
         <w:jc w:val="center"/>
         <w:rPr>
-          <w:rFonts w:ascii="Noto Serif KR Black" w:eastAsia="Noto Serif KR Black" w:hAnsi="Noto Serif KR Black" w:hint="eastAsia"/>
+          <w:rFonts w:ascii="Noto Serif KR Black" w:eastAsia="Noto Serif KR Black" w:hAnsi="Noto Serif KR Black"/>
           <w:sz w:val="240"/>
           <w:szCs w:val="240"/>
         </w:rPr>
